--- a/plans/6th Grade Technology/6th Grade Monthly Planning/3rd Trimester/6° Technology - September.docx
+++ b/plans/6th Grade Technology/6th Grade Monthly Planning/3rd Trimester/6° Technology - September.docx
@@ -131,7 +131,7 @@
         </w:rPr>
       </w:pPr>
       <w:r>
-        <w:t>WEEKS: 2</w:t>
+        <w:t>WEEKS: 3</w:t>
       </w:r>
     </w:p>
     <w:tbl>
@@ -221,11 +221,11 @@
             <w:r>
               <w:t>Competences:</w:t>
               <w:br/>
-              <w:t>Organize simple data in a spreadsheet using rows, columns, cells, headers, and tables.</w:t>
-              <w:br/>
-              <w:t>Format spreadsheet information so it is easier to read and compare.</w:t>
-              <w:br/>
-              <w:t>Use simple formulas to calculate values and explain how inputs affect outputs.</w:t>
+              <w:t>Inspect and reuse ready mBots safely for a second controlled STEM challenge.</w:t>
+              <w:br/>
+              <w:t>Organize mBot challenge data in a spreadsheet using rows, columns, cells, headers, and tables.</w:t>
+              <w:br/>
+              <w:t>Format spreadsheet information and use simple formulas to calculate values and explain how inputs affect outputs.</w:t>
             </w:r>
           </w:p>
         </w:tc>
@@ -240,11 +240,11 @@
             <w:r>
               <w:t>Learning Objectives:</w:t>
               <w:br/>
-              <w:t>Identify spreadsheet parts and use them to create a small class data table.</w:t>
-              <w:br/>
-              <w:t>Format titles, headers, columns, and cells to make data clear.</w:t>
-              <w:br/>
-              <w:t>Practice basic formulas and cell references using a prepared spreadsheet task.</w:t>
+              <w:t>Check robot readiness evidence from Trimester 2 and plan a second challenge.</w:t>
+              <w:br/>
+              <w:t>Collect mBot challenge data and enter it into a clean spreadsheet table.</w:t>
+              <w:br/>
+              <w:t>Practice basic formulas and cell references using the mBot data set.</w:t>
             </w:r>
           </w:p>
         </w:tc>
@@ -259,11 +259,11 @@
             <w:r>
               <w:t>Learning Outcomes:</w:t>
               <w:br/>
-              <w:t>Complete a spreadsheet vocabulary table with definitions, illustrations, and example sentences.</w:t>
-              <w:br/>
-              <w:t>Submit a clean formatted data table based on a small class data set.</w:t>
-              <w:br/>
-              <w:t>Complete formula practice tasks and explain one input/output change.</w:t>
+              <w:t>Submit a clean mBot STEM data table based on the second challenge.</w:t>
+              <w:br/>
+              <w:t>Complete formula practice tasks using the mBot data set.</w:t>
+              <w:br/>
+              <w:t>Explain one input/output or quantity/result change from the project data.</w:t>
             </w:r>
           </w:p>
         </w:tc>
@@ -330,30 +330,38 @@
             <w:r>
               <w:t>Topic:</w:t>
               <w:br/>
-              <w:t>Data and information</w:t>
+              <w:t>Inspect ready mBots</w:t>
               <w:br/>
               <w:br/>
               <w:t>Pre-activities</w:t>
               <w:br/>
-              <w:t>Answer the warm-up question: What information do we collect in school?</w:t>
-              <w:br/>
-              <w:t>Sort examples into data or information.</w:t>
+              <w:t>Answer the warm-up question: What evidence did we leave ready from Trimester 2?</w:t>
+              <w:br/>
+              <w:t>Review September Week 1 practice vocabulary (part 1).</w:t>
+              <w:br/>
+              <w:t>data: information from a test</w:t>
+              <w:br/>
+              <w:t>record: one row</w:t>
+              <w:br/>
+              <w:t>header: column label</w:t>
+              <w:br/>
+              <w:t>table: rows and columns</w:t>
               <w:br/>
               <w:br/>
               <w:t>While activities</w:t>
               <w:br/>
-              <w:t>Identify rows, columns, and cells in a sample spreadsheet.</w:t>
-              <w:br/>
-              <w:t>Collect a few class data examples together.</w:t>
-              <w:br/>
-              <w:t>Discuss how a spreadsheet can organize the examples.</w:t>
+              <w:t>Inspect numbered mBots using the readiness checklist.</w:t>
+              <w:br/>
+              <w:t>Match each robot with its challenge sheet, saved code/screenshot, route/test data, and sensor/output notes.</w:t>
+              <w:br/>
+              <w:t>Identify what data could be collected in a second challenge.</w:t>
               <w:br/>
               <w:br/>
               <w:t>Post activities</w:t>
               <w:br/>
-              <w:t>Write one example of classroom data.</w:t>
-              <w:br/>
-              <w:t>Share one way a table can organize information.</w:t>
+              <w:t>Mark the robot ready, needs charging, or needs teacher help.</w:t>
+              <w:br/>
+              <w:t>Write one data field you could record.</w:t>
             </w:r>
           </w:p>
         </w:tc>
@@ -371,34 +379,34 @@
             <w:r>
               <w:t>Topic:</w:t>
               <w:br/>
-              <w:t>Create a class data set</w:t>
+              <w:t>Plan second mBot STEM challenge</w:t>
               <w:br/>
               <w:br/>
               <w:t>Pre-activities</w:t>
               <w:br/>
-              <w:t>Review Trimester 3 summative vocabulary with a word soup or crossword puzzle: spreadsheet, data, information, row, column, cell, table, header, formula, chart.</w:t>
-              <w:br/>
-              <w:t>Choose one small class data topic.</w:t>
+              <w:t>Review September Week 1 practice vocabulary (part 2).</w:t>
+              <w:br/>
+              <w:t>result: what happened after a test</w:t>
+              <w:br/>
+              <w:t>readiness: prepared to work safely</w:t>
+              <w:br/>
+              <w:t>Choose one safe challenge type: route time, obstacle success, signal accuracy, or sensor response.</w:t>
               <w:br/>
               <w:br/>
               <w:t>While activities</w:t>
               <w:br/>
-              <w:t>Collect a small data set, such as favorite activity, reading minutes, or project roles.</w:t>
-              <w:br/>
-              <w:t>Enter the data into a spreadsheet.</w:t>
-              <w:br/>
-              <w:t>Format the title, headers, and columns.</w:t>
-              <w:br/>
-              <w:t>Complete Summative Activity #1: Create a vocabulary table with definition, illustration, and example sentence for these words: spreadsheet, data, information, row, column, cell, table, header, formula, chart.</w:t>
-              <w:br/>
-              <w:t>Submit your vocabulary table in class or on Google Classroom.</w:t>
+              <w:t>Plan the second mBot STEM challenge.</w:t>
+              <w:br/>
+              <w:t>Choose the data fields, such as team, challenge type, attempts, time, success, output/sensor used, and improvement.</w:t>
+              <w:br/>
+              <w:t>Create or prepare the spreadsheet table with title, headers, and units/categories.</w:t>
               <w:br/>
               <w:br/>
               <w:t>Post activities</w:t>
               <w:br/>
-              <w:t>Submit the clean data table.</w:t>
-              <w:br/>
-              <w:t>Write one sentence explaining how formatting helped.</w:t>
+              <w:t>Submit the challenge plan and table setup.</w:t>
+              <w:br/>
+              <w:t>Explain one field to a partner.</w:t>
             </w:r>
           </w:p>
         </w:tc>
@@ -416,7 +424,7 @@
           </w:tcPr>
           <w:p>
             <w:r>
-              <w:t>Resources: Pen, pencil, technology notebook, student's email and password, spreadsheet vocabulary cards, prepared data-set template, formula practice file, Google Sheets or spreadsheet software access, projector, internet/accounts if using Google Sheets.</w:t>
+              <w:t>Resources: Pen, pencil, technology notebook, student's email and password, ready mBots, mBot readiness checklist, mBot STEM data collection sheet, prepared mBot data-set template, formula practice file, Google Sheets or spreadsheet software access, projector, internet/accounts if using Google Sheets.</w:t>
             </w:r>
           </w:p>
         </w:tc>
@@ -432,7 +440,7 @@
           </w:tcPr>
           <w:p>
             <w:r>
-              <w:t>Resources: Pen, pencil, technology notebook, student's email and password, spreadsheet vocabulary cards, prepared data-set template, formula practice file, Google Sheets or spreadsheet software access, projector, internet/accounts if using Google Sheets.</w:t>
+              <w:t>Resources: Pen, pencil, technology notebook, student's email and password, ready mBots, mBot readiness checklist, mBot STEM data collection sheet, prepared mBot data-set template, formula practice file, Google Sheets or spreadsheet software access, projector, internet/accounts if using Google Sheets.</w:t>
             </w:r>
           </w:p>
         </w:tc>
@@ -488,12 +496,12 @@
             <w:r>
               <w:t>Topic:</w:t>
               <w:br/>
-              <w:t>Formulas as helpers</w:t>
+              <w:t>Collect mBot data</w:t>
               <w:br/>
               <w:br/>
               <w:t>Pre-activities</w:t>
               <w:br/>
-              <w:t>Answer the warm-up question: What calculations are annoying to do by hand?</w:t>
+              <w:t>Answer the warm-up question: What makes test data fair?</w:t>
               <w:br/>
               <w:t>Review September Week 2 practice vocabulary (part 1).</w:t>
               <w:br/>
@@ -505,23 +513,19 @@
               <w:br/>
               <w:t>average: usual or middle value</w:t>
               <w:br/>
-              <w:t>Identify one cell reference in a spreadsheet example.</w:t>
-              <w:br/>
               <w:br/>
               <w:t>While activities</w:t>
               <w:br/>
-              <w:t>Complete simple formula examples using cell references.</w:t>
-              <w:br/>
-              <w:t>Predict the answer before calculating.</w:t>
-              <w:br/>
-              <w:t>Record the difference between SUM and AVERAGE.</w:t>
+              <w:t>Run or observe the second mBot STEM challenge in short turns.</w:t>
+              <w:br/>
+              <w:t>Record at least 6 clean records using the data collection sheet or teacher data cards.</w:t>
               <w:br/>
               <w:br/>
               <w:t>Post activities</w:t>
               <w:br/>
-              <w:t>Write one sentence explaining what a formula does.</w:t>
-              <w:br/>
-              <w:t>Share one calculation a spreadsheet can help with.</w:t>
+              <w:t>Check one record for missing information.</w:t>
+              <w:br/>
+              <w:t>Share one result.</w:t>
             </w:r>
           </w:p>
         </w:tc>
@@ -539,7 +543,7 @@
             <w:r>
               <w:t>Topic:</w:t>
               <w:br/>
-              <w:t>Formula practice</w:t>
+              <w:t>mBot STEM Data Table</w:t>
               <w:br/>
               <w:br/>
               <w:t>Pre-activities</w:t>
@@ -552,25 +556,21 @@
               <w:br/>
               <w:t>value: number or data</w:t>
               <w:br/>
-              <w:t>Open the prepared spreadsheet practice file.</w:t>
+              <w:t>Open the mBot STEM data table.</w:t>
               <w:br/>
               <w:br/>
               <w:t>While activities</w:t>
               <w:br/>
-              <w:t>Use formulas on a prepared spreadsheet.</w:t>
-              <w:br/>
-              <w:t>Calculate totals and averages.</w:t>
-              <w:br/>
-              <w:t>Change input values and observe what changes.</w:t>
-              <w:br/>
-              <w:t>Record one input and output example.</w:t>
+              <w:t>Complete Summative Activity #1: Create a clean mBot STEM data table with at least 6 records, headers, units/categories, readable formatting, and one sentence explaining what the data shows.</w:t>
+              <w:br/>
+              <w:t>Submit the table in class or on Google Classroom.</w:t>
               <w:br/>
               <w:br/>
               <w:t>Post activities</w:t>
               <w:br/>
-              <w:t>Submit the formula practice task.</w:t>
-              <w:br/>
-              <w:t>Complete a reflection: What changed when the input changed?</w:t>
+              <w:t>Submit the clean data table.</w:t>
+              <w:br/>
+              <w:t>Write one sentence explaining how formatting helped.</w:t>
             </w:r>
           </w:p>
         </w:tc>
@@ -588,7 +588,7 @@
           </w:tcPr>
           <w:p>
             <w:r>
-              <w:t>Resources: Pen, pencil, technology notebook, student's email and password, spreadsheet vocabulary cards, prepared data-set template, formula practice file, Google Sheets or spreadsheet software access, projector, internet/accounts if using Google Sheets.</w:t>
+              <w:t>Resources: Pen, pencil, technology notebook, student's email and password, ready mBots, mBot readiness checklist, mBot STEM data collection sheet, prepared mBot data-set template, formula practice file, Google Sheets or spreadsheet software access, projector, internet/accounts if using Google Sheets.</w:t>
             </w:r>
           </w:p>
         </w:tc>
@@ -604,7 +604,7 @@
           </w:tcPr>
           <w:p>
             <w:r>
-              <w:t>Resources: Pen, pencil, technology notebook, student's email and password, spreadsheet vocabulary cards, prepared data-set template, formula practice file, Google Sheets or spreadsheet software access, projector, internet/accounts if using Google Sheets.</w:t>
+              <w:t>Resources: Pen, pencil, technology notebook, student's email and password, ready mBots, mBot readiness checklist, mBot STEM data collection sheet, prepared mBot data-set template, formula practice file, Google Sheets or spreadsheet software access, projector, internet/accounts if using Google Sheets.</w:t>
             </w:r>
           </w:p>
         </w:tc>
@@ -660,22 +660,32 @@
             <w:r>
               <w:t>Topic:</w:t>
               <w:br/>
-              <w:t>No regular class scheduled in this monthly plan.</w:t>
+              <w:t>Formulas with mBot data</w:t>
               <w:br/>
               <w:br/>
               <w:t>Pre-activities</w:t>
               <w:br/>
-              <w:t>No activity scheduled.</w:t>
+              <w:t>Answer the warm-up question: Which mBot result can we calculate?</w:t>
+              <w:br/>
+              <w:t>Review formula, cell reference, sum, average, input, output, and value.</w:t>
               <w:br/>
               <w:br/>
               <w:t>While activities</w:t>
               <w:br/>
-              <w:t>No activity scheduled.</w:t>
+              <w:t>Use formulas on the mBot data table.</w:t>
+              <w:br/>
+              <w:t>Calculate one total, count, or average.</w:t>
+              <w:br/>
+              <w:t>Predict the answer before calculating.</w:t>
+              <w:br/>
+              <w:t>Record one input and output example.</w:t>
               <w:br/>
               <w:br/>
               <w:t>Post activities</w:t>
               <w:br/>
-              <w:t>No activity scheduled.</w:t>
+              <w:t>Write one sentence explaining what the formula calculated.</w:t>
+              <w:br/>
+              <w:t>Share one result.</w:t>
             </w:r>
           </w:p>
         </w:tc>
@@ -693,22 +703,30 @@
             <w:r>
               <w:t>Topic:</w:t>
               <w:br/>
-              <w:t>No regular class scheduled in this monthly plan.</w:t>
+              <w:t>Formula practice with project data</w:t>
               <w:br/>
               <w:br/>
               <w:t>Pre-activities</w:t>
               <w:br/>
-              <w:t>No activity scheduled.</w:t>
+              <w:t>Open the prepared mBot formula practice file or class data table.</w:t>
+              <w:br/>
+              <w:t>Review how to copy a formula without changing the headers.</w:t>
               <w:br/>
               <w:br/>
               <w:t>While activities</w:t>
               <w:br/>
-              <w:t>No activity scheduled.</w:t>
+              <w:t>Calculate totals and averages from mBot data.</w:t>
+              <w:br/>
+              <w:t>Change one input value and observe what changes.</w:t>
+              <w:br/>
+              <w:t>Record one input/output change and one question a chart could answer next week.</w:t>
               <w:br/>
               <w:br/>
               <w:t>Post activities</w:t>
               <w:br/>
-              <w:t>No activity scheduled.</w:t>
+              <w:t>Submit the formula practice task.</w:t>
+              <w:br/>
+              <w:t>Complete a reflection: What changed when the input changed?</w:t>
             </w:r>
           </w:p>
         </w:tc>
@@ -729,7 +747,7 @@
           </w:tcPr>
           <w:p>
             <w:r>
-              <w:t>Resources: No regular class scheduled.</w:t>
+              <w:t>Resources: Pen, pencil, technology notebook, student's email and password, ready mBots, mBot readiness checklist, mBot STEM data collection sheet, prepared mBot data-set template, formula practice file, Google Sheets or spreadsheet software access, projector, internet/accounts if using Google Sheets.</w:t>
             </w:r>
           </w:p>
         </w:tc>
@@ -745,283 +763,7 @@
           </w:tcPr>
           <w:p>
             <w:r>
-              <w:t>Resources: No regular class scheduled.</w:t>
-            </w:r>
-          </w:p>
-        </w:tc>
-      </w:tr>
-      <w:tr>
-        <w:tc>
-          <w:tcPr>
-            <w:tcW w:w="7692" w:type="dxa"/>
-            <w:tcBorders>
-              <w:top w:val="single" w:sz="4" w:space="0" w:color="auto"/>
-              <w:left w:val="single" w:sz="4" w:space="0" w:color="auto"/>
-              <w:bottom w:val="single" w:sz="4" w:space="0" w:color="auto"/>
-              <w:right w:val="single" w:sz="4" w:space="0" w:color="auto"/>
-            </w:tcBorders>
-            <w:shd w:val="clear" w:color="auto" w:fill="A8D08D"/>
-          </w:tcPr>
-          <w:p>
-            <w:r>
-              <w:t>6A, 6B, 6C day – 45min – September - Week 4</w:t>
-            </w:r>
-          </w:p>
-        </w:tc>
-        <w:tc>
-          <w:tcPr>
-            <w:tcW w:w="7692" w:type="dxa"/>
-            <w:tcBorders>
-              <w:top w:val="single" w:sz="4" w:space="0" w:color="auto"/>
-              <w:left w:val="single" w:sz="4" w:space="0" w:color="auto"/>
-              <w:bottom w:val="single" w:sz="4" w:space="0" w:color="auto"/>
-              <w:right w:val="single" w:sz="4" w:space="0" w:color="auto"/>
-            </w:tcBorders>
-            <w:shd w:val="clear" w:color="auto" w:fill="A8D08D"/>
-          </w:tcPr>
-          <w:p>
-            <w:r>
-              <w:t>6A, 6B, 6C day – 90 min – September - Week 4</w:t>
-            </w:r>
-          </w:p>
-        </w:tc>
-      </w:tr>
-      <w:tr>
-        <w:tc>
-          <w:tcPr>
-            <w:tcW w:w="7692" w:type="dxa"/>
-            <w:tcBorders>
-              <w:top w:val="single" w:sz="4" w:space="0" w:color="auto"/>
-              <w:left w:val="single" w:sz="4" w:space="0" w:color="auto"/>
-              <w:bottom w:val="single" w:sz="4" w:space="0" w:color="auto"/>
-              <w:right w:val="single" w:sz="4" w:space="0" w:color="auto"/>
-            </w:tcBorders>
-          </w:tcPr>
-          <w:p>
-            <w:r>
-              <w:t>Topic:</w:t>
-              <w:br/>
-              <w:t>No regular class scheduled in this monthly plan.</w:t>
-              <w:br/>
-              <w:br/>
-              <w:t>Pre-activities</w:t>
-              <w:br/>
-              <w:t>No activity scheduled.</w:t>
-              <w:br/>
-              <w:br/>
-              <w:t>While activities</w:t>
-              <w:br/>
-              <w:t>No activity scheduled.</w:t>
-              <w:br/>
-              <w:br/>
-              <w:t>Post activities</w:t>
-              <w:br/>
-              <w:t>No activity scheduled.</w:t>
-            </w:r>
-          </w:p>
-        </w:tc>
-        <w:tc>
-          <w:tcPr>
-            <w:tcW w:w="7692" w:type="dxa"/>
-            <w:tcBorders>
-              <w:top w:val="single" w:sz="4" w:space="0" w:color="auto"/>
-              <w:left w:val="single" w:sz="4" w:space="0" w:color="auto"/>
-              <w:bottom w:val="single" w:sz="4" w:space="0" w:color="auto"/>
-              <w:right w:val="single" w:sz="4" w:space="0" w:color="auto"/>
-            </w:tcBorders>
-          </w:tcPr>
-          <w:p>
-            <w:r>
-              <w:t>Topic:</w:t>
-              <w:br/>
-              <w:t>No regular class scheduled in this monthly plan.</w:t>
-              <w:br/>
-              <w:br/>
-              <w:t>Pre-activities</w:t>
-              <w:br/>
-              <w:t>No activity scheduled.</w:t>
-              <w:br/>
-              <w:br/>
-              <w:t>While activities</w:t>
-              <w:br/>
-              <w:t>No activity scheduled.</w:t>
-              <w:br/>
-              <w:br/>
-              <w:t>Post activities</w:t>
-              <w:br/>
-              <w:t>No activity scheduled.</w:t>
-            </w:r>
-          </w:p>
-        </w:tc>
-      </w:tr>
-      <w:tr>
-        <w:tc>
-          <w:tcPr>
-            <w:tcW w:w="7692" w:type="dxa"/>
-            <w:tcBorders>
-              <w:top w:val="single" w:sz="4" w:space="0" w:color="auto"/>
-              <w:left w:val="single" w:sz="4" w:space="0" w:color="auto"/>
-              <w:bottom w:val="single" w:sz="4" w:space="0" w:color="auto"/>
-              <w:right w:val="single" w:sz="4" w:space="0" w:color="auto"/>
-            </w:tcBorders>
-          </w:tcPr>
-          <w:p>
-            <w:r>
-              <w:t>Resources: No regular class scheduled.</w:t>
-            </w:r>
-          </w:p>
-        </w:tc>
-        <w:tc>
-          <w:tcPr>
-            <w:tcW w:w="7692" w:type="dxa"/>
-            <w:tcBorders>
-              <w:top w:val="single" w:sz="4" w:space="0" w:color="auto"/>
-              <w:left w:val="single" w:sz="4" w:space="0" w:color="auto"/>
-              <w:bottom w:val="single" w:sz="4" w:space="0" w:color="auto"/>
-              <w:right w:val="single" w:sz="4" w:space="0" w:color="auto"/>
-            </w:tcBorders>
-          </w:tcPr>
-          <w:p>
-            <w:r>
-              <w:t>Resources: No regular class scheduled.</w:t>
-            </w:r>
-          </w:p>
-        </w:tc>
-      </w:tr>
-      <w:tr>
-        <w:tc>
-          <w:tcPr>
-            <w:tcW w:w="7692" w:type="dxa"/>
-            <w:tcBorders>
-              <w:top w:val="single" w:sz="4" w:space="0" w:color="auto"/>
-              <w:left w:val="single" w:sz="4" w:space="0" w:color="auto"/>
-              <w:bottom w:val="single" w:sz="4" w:space="0" w:color="auto"/>
-              <w:right w:val="single" w:sz="4" w:space="0" w:color="auto"/>
-            </w:tcBorders>
-            <w:shd w:val="clear" w:color="auto" w:fill="A8D08D"/>
-          </w:tcPr>
-          <w:p>
-            <w:r>
-              <w:t>6A, 6B, 6C day – 45min – September - Week 5</w:t>
-            </w:r>
-          </w:p>
-        </w:tc>
-        <w:tc>
-          <w:tcPr>
-            <w:tcW w:w="7692" w:type="dxa"/>
-            <w:tcBorders>
-              <w:top w:val="single" w:sz="4" w:space="0" w:color="auto"/>
-              <w:left w:val="single" w:sz="4" w:space="0" w:color="auto"/>
-              <w:bottom w:val="single" w:sz="4" w:space="0" w:color="auto"/>
-              <w:right w:val="single" w:sz="4" w:space="0" w:color="auto"/>
-            </w:tcBorders>
-            <w:shd w:val="clear" w:color="auto" w:fill="A8D08D"/>
-          </w:tcPr>
-          <w:p>
-            <w:r>
-              <w:t>6A, 6B, 6C day – 90 min – September - Week 5</w:t>
-            </w:r>
-          </w:p>
-        </w:tc>
-      </w:tr>
-      <w:tr>
-        <w:tc>
-          <w:tcPr>
-            <w:tcW w:w="7692" w:type="dxa"/>
-            <w:tcBorders>
-              <w:top w:val="single" w:sz="4" w:space="0" w:color="auto"/>
-              <w:left w:val="single" w:sz="4" w:space="0" w:color="auto"/>
-              <w:bottom w:val="single" w:sz="4" w:space="0" w:color="auto"/>
-              <w:right w:val="single" w:sz="4" w:space="0" w:color="auto"/>
-            </w:tcBorders>
-          </w:tcPr>
-          <w:p>
-            <w:r>
-              <w:t>Topic:</w:t>
-              <w:br/>
-              <w:t>No regular class scheduled in this monthly plan.</w:t>
-              <w:br/>
-              <w:br/>
-              <w:t>Pre-activities</w:t>
-              <w:br/>
-              <w:t>No activity scheduled.</w:t>
-              <w:br/>
-              <w:br/>
-              <w:t>While activities</w:t>
-              <w:br/>
-              <w:t>No activity scheduled.</w:t>
-              <w:br/>
-              <w:br/>
-              <w:t>Post activities</w:t>
-              <w:br/>
-              <w:t>No activity scheduled.</w:t>
-            </w:r>
-          </w:p>
-        </w:tc>
-        <w:tc>
-          <w:tcPr>
-            <w:tcW w:w="7692" w:type="dxa"/>
-            <w:tcBorders>
-              <w:top w:val="single" w:sz="4" w:space="0" w:color="auto"/>
-              <w:left w:val="single" w:sz="4" w:space="0" w:color="auto"/>
-              <w:bottom w:val="single" w:sz="4" w:space="0" w:color="auto"/>
-              <w:right w:val="single" w:sz="4" w:space="0" w:color="auto"/>
-            </w:tcBorders>
-          </w:tcPr>
-          <w:p>
-            <w:r>
-              <w:t>Topic:</w:t>
-              <w:br/>
-              <w:t>No regular class scheduled in this monthly plan.</w:t>
-              <w:br/>
-              <w:br/>
-              <w:t>Pre-activities</w:t>
-              <w:br/>
-              <w:t>No activity scheduled.</w:t>
-              <w:br/>
-              <w:br/>
-              <w:t>While activities</w:t>
-              <w:br/>
-              <w:t>No activity scheduled.</w:t>
-              <w:br/>
-              <w:br/>
-              <w:t>Post activities</w:t>
-              <w:br/>
-              <w:t>No activity scheduled.</w:t>
-            </w:r>
-          </w:p>
-        </w:tc>
-      </w:tr>
-      <w:tr>
-        <w:tc>
-          <w:tcPr>
-            <w:tcW w:w="7692" w:type="dxa"/>
-            <w:tcBorders>
-              <w:top w:val="single" w:sz="4" w:space="0" w:color="auto"/>
-              <w:left w:val="single" w:sz="4" w:space="0" w:color="auto"/>
-              <w:bottom w:val="single" w:sz="4" w:space="0" w:color="auto"/>
-              <w:right w:val="single" w:sz="4" w:space="0" w:color="auto"/>
-            </w:tcBorders>
-          </w:tcPr>
-          <w:p>
-            <w:r>
-              <w:t>Resources: No regular class scheduled.</w:t>
-            </w:r>
-          </w:p>
-        </w:tc>
-        <w:tc>
-          <w:tcPr>
-            <w:tcW w:w="7692" w:type="dxa"/>
-            <w:tcBorders>
-              <w:top w:val="single" w:sz="4" w:space="0" w:color="auto"/>
-              <w:left w:val="single" w:sz="4" w:space="0" w:color="auto"/>
-              <w:bottom w:val="single" w:sz="4" w:space="0" w:color="auto"/>
-              <w:right w:val="single" w:sz="4" w:space="0" w:color="auto"/>
-            </w:tcBorders>
-          </w:tcPr>
-          <w:p>
-            <w:r>
-              <w:t>Resources: No regular class scheduled.</w:t>
+              <w:t>Resources: Pen, pencil, technology notebook, student's email and password, ready mBots, mBot readiness checklist, mBot STEM data collection sheet, prepared mBot data-set template, formula practice file, Google Sheets or spreadsheet software access, projector, internet/accounts if using Google Sheets.</w:t>
             </w:r>
           </w:p>
         </w:tc>
